--- a/reports/2026-10-17/YouTube_AI趨勢研究雷達_2026-10-17_完整報告.docx
+++ b/reports/2026-10-17/YouTube_AI趨勢研究雷達_2026-10-17_完整報告.docx
@@ -12,7 +12,7 @@
     </w:p>
     <w:p>
       <w:r>
-        <w:t>自動產出時間：2026-10-17T00:06:02.689489+00:00 | 資料來源：YouTube Research MCP | 近72h去重樣本：40</w:t>
+        <w:t>自動產出時間：2026-10-17T00:47:22.858357+00:00 | 資料來源：YouTube Research MCP | 近72h去重樣本：40</w:t>
       </w:r>
     </w:p>
     <w:p>
@@ -38,49 +38,49 @@
     </w:p>
     <w:p>
       <w:r>
-        <w:t>1. 為什麼我勸你別再學 AI 賺錢？真正值錢的是這個｜冏冏的文字與資本主義｜42,506 views｜2026-10-15T13:19:47Z</w:t>
+        <w:t>1. 為什麼我勸你別再學 AI 賺錢？真正值錢的是這個｜冏冏的文字與資本主義｜42,983 views｜2026-10-15T13:19:47Z</w:t>
         <w:br/>
         <w:t>https://www.youtube.com/watch?v=DsIVG-u5jRE</w:t>
       </w:r>
     </w:p>
     <w:p>
       <w:r>
-        <w:t>2. 博通CEO：買AI股等於賭徒？Open AI 收入少了200億引發市場恐慌？#經濟前James｜1號月台｜29,213 views｜2026-10-14T11:00:31Z</w:t>
+        <w:t>2. 博通CEO：買AI股等於賭徒？Open AI 收入少了200億引發市場恐慌？#經濟前James｜1號月台｜29,251 views｜2026-10-14T11:00:31Z</w:t>
         <w:br/>
         <w:t>https://www.youtube.com/watch?v=kdyoZ3SECho</w:t>
       </w:r>
     </w:p>
     <w:p>
       <w:r>
-        <w:t>3. 马斯克为之疯狂！史上最会‘赚钱’的AI出现了！#AI #AI工具 #马斯克 #AI tool｜澳洲Henry｜28,571 views｜2026-10-14T07:30:26Z</w:t>
+        <w:t>3. 马斯克为之疯狂！史上最会‘赚钱’的AI出现了！#AI #AI工具 #马斯克 #AI tool｜澳洲Henry｜28,656 views｜2026-10-14T07:30:26Z</w:t>
         <w:br/>
         <w:t>https://www.youtube.com/watch?v=_3ZxaRavvUw</w:t>
       </w:r>
     </w:p>
     <w:p>
       <w:r>
-        <w:t>4. The New Way To Make Money With AI T-Shirts｜Wholesale Ted｜24,679 views｜2026-10-15T17:24:54Z</w:t>
+        <w:t>4. The New Way To Make Money With AI T-Shirts｜Wholesale Ted｜24,998 views｜2026-10-15T17:24:54Z</w:t>
         <w:br/>
         <w:t>https://www.youtube.com/watch?v=B8tz98nynLg</w:t>
       </w:r>
     </w:p>
     <w:p>
       <w:r>
-        <w:t>5. AIで動画生成する時に知っておきたい専門用語｜#usutaku_channel｜20,514 views｜2026-10-14T14:39:32Z</w:t>
+        <w:t>5. AIで動画生成する時に知っておきたい専門用語｜#usutaku_channel｜20,551 views｜2026-10-14T14:39:32Z</w:t>
         <w:br/>
         <w:t>https://www.youtube.com/watch?v=nLAlQXizUPY</w:t>
       </w:r>
     </w:p>
     <w:p>
       <w:r>
-        <w:t>6. 【これ1本で全部わかる❗️】2026年最新❗️編集ソフトは一切不要‼️動画編集をAIに丸投げしてお金を稼ぐ方法❗️超初心者向け徹底解説🔰【AI副業 動画編集 Claude チャットGPT】｜あべむつき【ラッキーマイン】｜15,138 views｜2026-10-14T11:00:07Z</w:t>
+        <w:t>6. 【これ1本で全部わかる❗️】2026年最新❗️編集ソフトは一切不要‼️動画編集をAIに丸投げしてお金を稼ぐ方法❗️超初心者向け徹底解説🔰【AI副業 動画編集 Claude チャットGPT】｜あべむつき【ラッキーマイン】｜15,233 views｜2026-10-14T11:00:07Z</w:t>
         <w:br/>
         <w:t>https://www.youtube.com/watch?v=ofdIps4TQWc</w:t>
       </w:r>
     </w:p>
     <w:p>
       <w:r>
-        <w:t>7. GPU价格太高，本地部署AI能赚钱吗？主播实际经验分享，AI音视频频道养活自己，帮助客户部署AI，两周收入抵得上一年！｜抡锤者｜13,143 views｜2026-10-14T12:00:03Z</w:t>
+        <w:t>7. GPU价格太高，本地部署AI能赚钱吗？主播实际经验分享，AI音视频频道养活自己，帮助客户部署AI，两周收入抵得上一年！｜抡锤者｜13,196 views｜2026-10-14T12:00:03Z</w:t>
         <w:br/>
         <w:t>https://www.youtube.com/watch?v=Qy-gf5onSqM</w:t>
       </w:r>
@@ -94,14 +94,14 @@
     </w:p>
     <w:p>
       <w:r>
-        <w:t>9. 【ここで差がつく】AIガチ勢がやってる5つの習慣｜AI・副業教室【シロクマ】｜9,005 views｜2026-10-14T09:00:37Z</w:t>
+        <w:t>9. 【ここで差がつく】AIガチ勢がやってる5つの習慣｜AI・副業教室【シロクマ】｜9,118 views｜2026-10-14T09:00:37Z</w:t>
         <w:br/>
         <w:t>https://www.youtube.com/watch?v=3_5y53Huzyw</w:t>
       </w:r>
     </w:p>
     <w:p>
       <w:r>
-        <w:t>10. 【AI時代のひとり起業】お店も従業員もいらない｜小さく始めて大きく育てる「ひとりWEB事業」｜ハル式｜7,328 views｜2026-10-14T11:00:00Z</w:t>
+        <w:t>10. 【AI時代のひとり起業】お店も従業員もいらない｜小さく始めて大きく育てる「ひとりWEB事業」｜ハル式｜7,406 views｜2026-10-14T11:00:00Z</w:t>
         <w:br/>
         <w:t>https://www.youtube.com/watch?v=KweQxUndiOM</w:t>
       </w:r>
@@ -182,12 +182,12 @@
     </w:p>
     <w:p>
       <w:r>
-        <w:t>・James對美債息的分析及與歐債的關係真係獨家，全港無一個講財經嘅可以講得出，我聽左兩次先理解，聽到咁高質嘅分析係聽眾之福。近兩日AI股少少恐慌導致資金由AI股債流回US-T債，是否可這樣理解？當然歐債兑回美金James已說明。</w:t>
+        <w:t>・長𠓾單嘢發生左兩日對市場震盪唔算細 廣東話channel 唔知點解冇太多人講，有啲就算講都只係好遍面咁話因為長鑫所以其他存儲跌，好少少嘅就加多一兩句個人comment  又係James 第一個提供更多具體細節嘅資料俾觀眾更深入認識成件事  重要係次次都將啲好難明好複雜嘅事情表達得清晰通透 James 表達敘事能力係好好Thank you so much James！</w:t>
       </w:r>
     </w:p>
     <w:p>
       <w:r>
-        <w:t>・長𠓾單嘢發生左兩日對市場震盪唔算細 廣東話channel 唔知點解冇太多人講，有啲就算講都只係好遍面咁話因為長鑫所以其他存儲跌，好少少嘅就加多一兩句個人comment  又係James 第一個提供更多具體細節嘅資料俾觀眾更深入認識成件事  重要係次次都將啲好難明好複雜嘅事情表達得清晰通透 James 表達敘事能力係好好Thank you so much James！</w:t>
+        <w:t>・多謝James和Car 姐👍👍❤️❤️</w:t>
       </w:r>
     </w:p>
     <w:p>
@@ -227,7 +227,7 @@
     </w:p>
     <w:p>
       <w:r>
-        <w:t>・I think your video should be as long as they need to be, although I don’t mind long videos because you do good instructional videos</w:t>
+        <w:t>・Long videos as long as the info is of value.  You do very good at adding value so keep em coming!</w:t>
       </w:r>
     </w:p>
     <w:p>
@@ -277,7 +277,7 @@
     </w:p>
     <w:p>
       <w:r>
-        <w:t>・本地AI技術含金量很大，很多人不了解，不是全世界都信任美國大企業。。歐洲你開公司你用APi試試看，要是抓到你把客戶資料用雲端，一年營收7%給你罰下去</w:t>
+        <w:t>・No2😂</w:t>
       </w:r>
     </w:p>
     <w:p>

--- a/reports/2026-10-17/YouTube_AI趨勢研究雷達_2026-10-17_完整報告.docx
+++ b/reports/2026-10-17/YouTube_AI趨勢研究雷達_2026-10-17_完整報告.docx
@@ -12,7 +12,7 @@
     </w:p>
     <w:p>
       <w:r>
-        <w:t>自動產出時間：2026-10-17T00:47:22.858357+00:00 | 資料來源：YouTube Research MCP | 近72h去重樣本：40</w:t>
+        <w:t>自動產出時間：2026-10-17T23:41:28.566600+00:00 | 資料來源：YouTube Research MCP | 近72h去重樣本：39</w:t>
       </w:r>
     </w:p>
     <w:p>
@@ -38,79 +38,79 @@
     </w:p>
     <w:p>
       <w:r>
-        <w:t>1. 為什麼我勸你別再學 AI 賺錢？真正值錢的是這個｜冏冏的文字與資本主義｜42,983 views｜2026-10-15T13:19:47Z</w:t>
+        <w:t>1. 為什麼我勸你別再學 AI 賺錢？真正值錢的是這個｜冏冏的文字與資本主義｜67,820 views｜2026-10-15T13:19:47Z</w:t>
         <w:br/>
         <w:t>https://www.youtube.com/watch?v=DsIVG-u5jRE</w:t>
       </w:r>
     </w:p>
     <w:p>
       <w:r>
-        <w:t>2. 博通CEO：買AI股等於賭徒？Open AI 收入少了200億引發市場恐慌？#經濟前James｜1號月台｜29,251 views｜2026-10-14T11:00:31Z</w:t>
-        <w:br/>
-        <w:t>https://www.youtube.com/watch?v=kdyoZ3SECho</w:t>
-      </w:r>
-    </w:p>
-    <w:p>
-      <w:r>
-        <w:t>3. 马斯克为之疯狂！史上最会‘赚钱’的AI出现了！#AI #AI工具 #马斯克 #AI tool｜澳洲Henry｜28,656 views｜2026-10-14T07:30:26Z</w:t>
-        <w:br/>
-        <w:t>https://www.youtube.com/watch?v=_3ZxaRavvUw</w:t>
-      </w:r>
-    </w:p>
-    <w:p>
-      <w:r>
-        <w:t>4. The New Way To Make Money With AI T-Shirts｜Wholesale Ted｜24,998 views｜2026-10-15T17:24:54Z</w:t>
+        <w:t>2. The New Way To Make Money With AI T-Shirts｜Wholesale Ted｜30,728 views｜2026-10-15T17:24:54Z</w:t>
         <w:br/>
         <w:t>https://www.youtube.com/watch?v=B8tz98nynLg</w:t>
       </w:r>
     </w:p>
     <w:p>
       <w:r>
-        <w:t>5. AIで動画生成する時に知っておきたい専門用語｜#usutaku_channel｜20,551 views｜2026-10-14T14:39:32Z</w:t>
+        <w:t>3. 【神機能】Opus5.5がヤバすぎたので徹底解説しました【Claude Code】｜ここなのAI大学｜23,747 views｜2026-10-16T09:00:04Z</w:t>
         <w:br/>
-        <w:t>https://www.youtube.com/watch?v=nLAlQXizUPY</w:t>
+        <w:t>https://www.youtube.com/watch?v=qH9kPLSJMdg</w:t>
       </w:r>
     </w:p>
     <w:p>
       <w:r>
-        <w:t>6. 【これ1本で全部わかる❗️】2026年最新❗️編集ソフトは一切不要‼️動画編集をAIに丸投げしてお金を稼ぐ方法❗️超初心者向け徹底解説🔰【AI副業 動画編集 Claude チャットGPT】｜あべむつき【ラッキーマイン】｜15,233 views｜2026-10-14T11:00:07Z</w:t>
+        <w:t>4. THE #1 A.I.  PASSIVE INCOME SIDE HUSTLE FOR 2027｜Kimberly Mitchell｜14,005 views｜2026-10-16T18:15:27Z</w:t>
         <w:br/>
-        <w:t>https://www.youtube.com/watch?v=ofdIps4TQWc</w:t>
+        <w:t>https://www.youtube.com/watch?v=IZsj0UgN5RU</w:t>
       </w:r>
     </w:p>
     <w:p>
       <w:r>
-        <w:t>7. GPU价格太高，本地部署AI能赚钱吗？主播实际经验分享，AI音视频频道养活自己，帮助客户部署AI，两周收入抵得上一年！｜抡锤者｜13,196 views｜2026-10-14T12:00:03Z</w:t>
+        <w:t>5. 【2026年最新】中学生からYouTube！？ChatGPTで月●●万円稼ぐ方法！顔出し・声出し無し！超初心者向け徹底解説【AI副業】｜あべむつき【ラッキーマイン】｜7,785 views｜2026-10-17T11:00:08Z</w:t>
         <w:br/>
-        <w:t>https://www.youtube.com/watch?v=Qy-gf5onSqM</w:t>
+        <w:t>https://www.youtube.com/watch?v=rxTMoFZC3bs</w:t>
       </w:r>
     </w:p>
     <w:p>
       <w:r>
-        <w:t>8. 5 High Paying AI Side Hustles You Can Do At Night (Gemini + ChatGPT)｜Shawn Builds AI｜11,286 views｜2026-10-14T12:59:44Z</w:t>
+        <w:t>6. i need the last girls JOB!! #miami #higgsfieldpartner #sidehustle #ai #tutorial @higgsfield.ai｜Keek Hustles｜7,566 views｜2026-10-15T18:31:27Z</w:t>
         <w:br/>
-        <w:t>https://www.youtube.com/watch?v=LSs5dWtqNP4</w:t>
+        <w:t>https://www.youtube.com/watch?v=WUOQYAT1lyo</w:t>
       </w:r>
     </w:p>
     <w:p>
       <w:r>
-        <w:t>9. 【ここで差がつく】AIガチ勢がやってる5つの習慣｜AI・副業教室【シロクマ】｜9,118 views｜2026-10-14T09:00:37Z</w:t>
+        <w:t>7. 【ガチ検証】AIの助言だけで2週間起業した男の末路がヤバ過ぎた。｜AIに任せた男たち｜7,417 views｜2026-10-15T11:00:29Z</w:t>
         <w:br/>
-        <w:t>https://www.youtube.com/watch?v=3_5y53Huzyw</w:t>
+        <w:t>https://www.youtube.com/watch?v=lbZNvXYuRjA</w:t>
       </w:r>
     </w:p>
     <w:p>
       <w:r>
-        <w:t>10. 【AI時代のひとり起業】お店も従業員もいらない｜小さく始めて大きく育てる「ひとりWEB事業」｜ハル式｜7,406 views｜2026-10-14T11:00:00Z</w:t>
+        <w:t>8. 【最新副業】Canva×AIデジタルペーパー副業‼️月10万円を稼ぐ全手順・ロードマップ｜mikimiki web スクール｜6,991 views｜2026-10-17T10:12:28Z</w:t>
         <w:br/>
-        <w:t>https://www.youtube.com/watch?v=KweQxUndiOM</w:t>
+        <w:t>https://www.youtube.com/watch?v=_OdzKNRzeN8</w:t>
+      </w:r>
+    </w:p>
+    <w:p>
+      <w:r>
+        <w:t>9. 1000+天实践后总结的最强【AI赚钱】实际用法，零基础，零门槛，绝对比你想象中简单｜澳洲Henry｜6,614 views｜2026-10-16T08:30:00Z</w:t>
+        <w:br/>
+        <w:t>https://www.youtube.com/watch?v=-kofRzxiw9c</w:t>
+      </w:r>
+    </w:p>
+    <w:p>
+      <w:r>
+        <w:t>10. 開源 vs 閉源模型大戰誰是贏家？便宜90%以上的模型？AI幫我做股票可行嗎？哈佛姐夢遊矽谷｜哈佛姐夢遊矽谷 AliceInSiliconWonderland｜5,709 views｜2026-10-16T12:00:39Z</w:t>
+        <w:br/>
+        <w:t>https://www.youtube.com/watch?v=YJACb7WbHe0</w:t>
       </w:r>
     </w:p>
     <w:p>
       <w:r>
         <w:drawing>
           <wp:inline xmlns:a="http://schemas.openxmlformats.org/drawingml/2006/main" xmlns:pic="http://schemas.openxmlformats.org/drawingml/2006/picture">
-            <wp:extent cx="5852160" cy="5335197"/>
+            <wp:extent cx="5852160" cy="5391226"/>
             <wp:docPr id="1" name="Picture 1"/>
             <wp:cNvGraphicFramePr>
               <a:graphicFrameLocks noChangeAspect="1"/>
@@ -131,7 +131,7 @@
                   <pic:spPr>
                     <a:xfrm>
                       <a:off x="0" y="0"/>
-                      <a:ext cx="5852160" cy="5335197"/>
+                      <a:ext cx="5852160" cy="5391226"/>
                     </a:xfrm>
                     <a:prstGeom prst="rect"/>
                   </pic:spPr>
@@ -162,52 +162,12 @@
     </w:p>
     <w:p>
       <w:r>
-        <w:t>・在低成本AI圖、影片充斥的時代。囧大的說明動畫就算是AI共同協助，還是很流暢舒服！</w:t>
+        <w:t>・天啊內容太充實了，看到賺到，我要分享給我的摯友們一起學🌞</w:t>
       </w:r>
     </w:p>
     <w:p>
       <w:r>
         <w:t>・真的好厲害，影片滿滿乾貨，停不下來，甚至還覺得這是可以免費聽的嗎？ 即便我是創業者，也學習到很多，有些東西我還覺得 “哇靠！我的員工聽了怎麼得了？ 應該明天就跟我說不幹了 ” 真的很有料，立刻訂閱您</w:t>
-      </w:r>
-    </w:p>
-    <w:p>
-      <w:r>
-        <w:t>博通CEO：買AI股等於賭徒？Open AI 收入少了200億引發市場恐慌？#經濟前James｜實際取得留言 20 則</w:t>
-      </w:r>
-    </w:p>
-    <w:p>
-      <w:r>
-        <w:t>・感謝James分析，信息量多而條理清晰💪🏻</w:t>
-      </w:r>
-    </w:p>
-    <w:p>
-      <w:r>
-        <w:t>・長𠓾單嘢發生左兩日對市場震盪唔算細 廣東話channel 唔知點解冇太多人講，有啲就算講都只係好遍面咁話因為長鑫所以其他存儲跌，好少少嘅就加多一兩句個人comment  又係James 第一個提供更多具體細節嘅資料俾觀眾更深入認識成件事  重要係次次都將啲好難明好複雜嘅事情表達得清晰通透 James 表達敘事能力係好好Thank you so much James！</w:t>
-      </w:r>
-    </w:p>
-    <w:p>
-      <w:r>
-        <w:t>・多謝James和Car 姐👍👍❤️❤️</w:t>
-      </w:r>
-    </w:p>
-    <w:p>
-      <w:r>
-        <w:t>马斯克为之疯狂！史上最会‘赚钱’的AI出现了！#AI #AI工具 #马斯克 #AI tool｜實際取得留言 20 則</w:t>
-      </w:r>
-    </w:p>
-    <w:p>
-      <w:r>
-        <w:t>・感恩</w:t>
-      </w:r>
-    </w:p>
-    <w:p>
-      <w:r>
-        <w:t>・感谢分享❤❤</w:t>
-      </w:r>
-    </w:p>
-    <w:p>
-      <w:r>
-        <w:t>・谢谢！</w:t>
       </w:r>
     </w:p>
     <w:p>
@@ -227,72 +187,102 @@
     </w:p>
     <w:p>
       <w:r>
-        <w:t>・Long videos as long as the info is of value.  You do very good at adding value so keep em coming!</w:t>
+        <w:t>・I think your video should be as long as they need to be, although I don’t mind long videos because you do good instructional videos</w:t>
       </w:r>
     </w:p>
     <w:p>
       <w:r>
-        <w:t>AIで動画生成する時に知っておきたい専門用語｜實際取得留言 1 則</w:t>
+        <w:t>【神機能】Opus5.5がヤバすぎたので徹底解説しました【Claude Code】｜實際取得留言 9 則</w:t>
       </w:r>
     </w:p>
     <w:p>
       <w:r>
-        <w:t>・こういうのありがたい</w:t>
+        <w:t>・恐るべしOpus5.5、恐るべしClaude！ 乗り遅れたらアカンですなぁ！</w:t>
       </w:r>
     </w:p>
     <w:p>
       <w:r>
-        <w:t>【これ1本で全部わかる❗️】2026年最新❗️編集ソフトは一切不要‼️動画編集をAIに丸投げしてお金を稼ぐ方法❗️超初心者向け徹底解説🔰【AI副業 動画編集 Claude チャットGPT】｜實際取得留言 4 則</w:t>
+        <w:t>・12:00 ここなのスタバシーン</w:t>
       </w:r>
     </w:p>
     <w:p>
       <w:r>
-        <w:t>・余計なエンディング入るよね😂</w:t>
+        <w:t>・このお姉さんの団体、この間、新大阪から新幹線乗り込んできてたでw なんか見たことあるて、ホクロで気づいたわw</w:t>
       </w:r>
     </w:p>
     <w:p>
       <w:r>
-        <w:t>・話しが長いなあ</w:t>
+        <w:t>THE #1 A.I.  PASSIVE INCOME SIDE HUSTLE FOR 2027｜實際取得留言 17 則</w:t>
       </w:r>
     </w:p>
     <w:p>
       <w:r>
-        <w:t>・00:00 AIが全部編集した動画の裏側 02:01 論文50本と編集者の愚痴から作った実践講座 04:44 動画生成と動画編集は別物｜60万円vs7万円の差 09:27 頼むだけでOK！AI編集の実例を一気見 21:04 音はめ・ホラー・AIキャラ解説まで自由自在 37:15 渡す・頼む・待つ・受け取るの4ステップ 41:30 クレジットを安く抑えるコツは「最初に全部言う」 46:57 AI編集の質は撮影時の3つのコツで決まる 49:</w:t>
+        <w:t>・I put together a FREE guide for you &amp; packed it with literally everything you need to start this AI art shop business &amp; actually work through it step by step. Setting up your tools, figuring out what sells, prompt templa</w:t>
       </w:r>
     </w:p>
     <w:p>
       <w:r>
-        <w:t>GPU价格太高，本地部署AI能赚钱吗？主播实际经验分享，AI音视频频道养活自己，帮助客户部署AI，两周收入抵得上一年！｜實際取得留言 20 則</w:t>
+        <w:t>・Well done on the 200k subscribers - you deserve it, and more!</w:t>
       </w:r>
     </w:p>
     <w:p>
       <w:r>
-        <w:t>・那个时候我还比较实诚。哈哈哈哈，博主太实诚了</w:t>
+        <w:t>・The free guide is amazing, thank you Kimberly 🙏🏽</w:t>
       </w:r>
     </w:p>
     <w:p>
       <w:r>
-        <w:t>・先从掌握AI技术开始~~</w:t>
+        <w:t>【2026年最新】中学生からYouTube！？ChatGPTで月●●万円稼ぐ方法！顔出し・声出し無し！超初心者向け徹底解説【AI副業】｜實際取得留言 1 則</w:t>
       </w:r>
     </w:p>
     <w:p>
       <w:r>
-        <w:t>・No2😂</w:t>
+        <w:t>・この動画すごく有益すぎました😊🎶  私もいつかヨルコさんみたいなAI動画作ってみたいです🥹✨ そう思える動画でした！  ありがとうございます 🎶</w:t>
       </w:r>
     </w:p>
     <w:p>
       <w:r>
-        <w:t>5 High Paying AI Side Hustles You Can Do At Night (Gemini + ChatGPT)｜實際取得留言 2 則</w:t>
+        <w:t>i need the last girls JOB!! #miami #higgsfieldpartner #sidehustle #ai #tutorial @higgsfield.ai｜實際取得留言 4 則</w:t>
       </w:r>
     </w:p>
     <w:p>
       <w:r>
-        <w:t>・〰 Try Higgsfield Ads Studio → https://higgsfield.ai/s/higgsfield-ads-studio-yt-shawnbuildsai-VwwBOX 📘 FREE AI Skill: Business Builder → https://skill.freedomfounders.net/?utm_source=youtube&amp;utm_content=LSs5dWtqNP4 📞 Book</w:t>
+        <w:t>・Better idea: actually make creative and entertaining content rather than ai slop that waste water and steals others work!</w:t>
       </w:r>
     </w:p>
     <w:p>
       <w:r>
-        <w:t>・Good information 💯</w:t>
+        <w:t>・bro.... shorts don t pay 1k per mill thats only long form those chatgpt plugin ads are SO ANNOYING</w:t>
+      </w:r>
+    </w:p>
+    <w:p>
+      <w:r>
+        <w:t>・Remember the last video..weeks ago? When you were dog walkers making 12 and Pilates instructors making 50? Ya be lying.</w:t>
+      </w:r>
+    </w:p>
+    <w:p>
+      <w:r>
+        <w:t>【ガチ検証】AIの助言だけで2週間起業した男の末路がヤバ過ぎた。｜實際取得留言 2 則</w:t>
+      </w:r>
+    </w:p>
+    <w:p>
+      <w:r>
+        <w:t>・最後まで見てくれてありがとうございます🙏 動画で紹介した無料特典（限定動画「スキル0から月10万円を目指す5つのステップ」＋プロンプト集など）は、公式LINEで【クリエイター】と送ると受け取れます👇 https://page.line.me/775nnffu  あなたなら、Claudeにどんな商売を任せますか？コメントで教えてください！</w:t>
+      </w:r>
+    </w:p>
+    <w:p>
+      <w:r>
+        <w:t>・某Claudeが運営する店でClaude店長が勝手にクーポンを発行しすぎたのと似たようなものかと思ったらまさかの…ｗ</w:t>
+      </w:r>
+    </w:p>
+    <w:p>
+      <w:r>
+        <w:t>【最新副業】Canva×AIデジタルペーパー副業‼️月10万円を稼ぐ全手順・ロードマップ｜實際取得留言 1 則</w:t>
+      </w:r>
+    </w:p>
+    <w:p>
+      <w:r>
+        <w:t>・✅【日本初Canva公式アンバサダーが教える】ゼロから始めるCanva完全マスター講座▼ https://www.ririanschool.com/courses/0-canva-web ✅勉強会参加、おすすめGPTs、プロンプト集等の受け取りはこちら！ https://liff.line.me/2002090331-7n8Wl5d4/landing?follow=%40540dlsgo&amp;lp=EhB1HE&amp;liff_id=200209</w:t>
       </w:r>
     </w:p>
     <w:p>
